--- a/Weekly Report/Shein_Assignment_Progress_Report_1.docx
+++ b/Weekly Report/Shein_Assignment_Progress_Report_1.docx
@@ -53,7 +53,15 @@
     </w:p>
     <w:p>
       <w:r>
-        <w:t>This report summarises the progress made so far on the SHEIN Data Cleaning Assignment. It covers repository setup, data access, sample exports, exploratory diagnostics, description field extraction, and draft reporting materials prepared during the assignment.</w:t>
+        <w:t xml:space="preserve">This report </w:t>
+      </w:r>
+      <w:proofErr w:type="spellStart"/>
+      <w:r>
+        <w:t>summarises</w:t>
+      </w:r>
+      <w:proofErr w:type="spellEnd"/>
+      <w:r>
+        <w:t xml:space="preserve"> the progress made so far on the SHEIN Data Cleaning Assignment. It covers repository setup, data access, sample exports, exploratory diagnostics, description field extraction, and draft reporting materials prepared during the assignment.</w:t>
       </w:r>
     </w:p>
     <w:p>
@@ -188,7 +196,15 @@
     </w:p>
     <w:p>
       <w:r>
-        <w:t>A GitHub repository named Shein_Data_Cleaning_Assignment was set up for the assignment.</w:t>
+        <w:t xml:space="preserve">A GitHub repository named </w:t>
+      </w:r>
+      <w:proofErr w:type="spellStart"/>
+      <w:r>
+        <w:t>Shein_Data_Cleaning_Assignment</w:t>
+      </w:r>
+      <w:proofErr w:type="spellEnd"/>
+      <w:r>
+        <w:t xml:space="preserve"> was set up for the assignment.</w:t>
       </w:r>
     </w:p>
     <w:p>
@@ -196,12 +212,39 @@
         <w:t>A plan was prepared for adding the large raw CSV file shein_sample.csv using Git Large File Storage so that the full dataset can be version controlled without exceeding GitHub’s normal file size limit.</w:t>
       </w:r>
       <w:r>
-        <w:t xml:space="preserve"> This set my first day progress to a slower start. </w:t>
+        <w:t xml:space="preserve"> </w:t>
+      </w:r>
+      <w:r>
+        <w:t xml:space="preserve">The script “0.6_report.rmd” has instructions how to install Git LFS after downloading the repo. </w:t>
+      </w:r>
+      <w:r>
+        <w:t xml:space="preserve">This set my first day progress to a slow start. </w:t>
       </w:r>
     </w:p>
     <w:p>
       <w:r>
-        <w:t>Relative file paths were established for project portability. The main file path used for reading the raw data was Raw_data/shein_sample.csv.</w:t>
+        <w:t xml:space="preserve">Relative file paths were established for project portability. The main file path used for reading the raw data was </w:t>
+      </w:r>
+      <w:proofErr w:type="spellStart"/>
+      <w:r>
+        <w:t>Raw_data</w:t>
+      </w:r>
+      <w:proofErr w:type="spellEnd"/>
+      <w:r>
+        <w:t>/shein_sample.csv.</w:t>
+      </w:r>
+      <w:r>
+        <w:t xml:space="preserve"> </w:t>
+      </w:r>
+      <w:r>
+        <w:rPr>
+          <w:b/>
+          <w:bCs/>
+        </w:rPr>
+        <w:t>The main code for running all current scripts</w:t>
+      </w:r>
+      <w:r>
+        <w:t xml:space="preserve"> is “whole_code0.1” in scripts.</w:t>
       </w:r>
     </w:p>
     <w:p>
@@ -214,17 +257,41 @@
         <w:pStyle w:val="Heading1"/>
       </w:pPr>
       <w:r>
+        <w:lastRenderedPageBreak/>
         <w:t>3. Reading and Exporting the Raw Data</w:t>
       </w:r>
     </w:p>
     <w:p>
       <w:r>
-        <w:t>Safer import code was prepared using packages better suited to large and messy files, especially data.table::fread(). This made it possible to read the raw file into the data frame raw_file.</w:t>
+        <w:t xml:space="preserve">Safer import code was prepared using packages better suited to large and messy files, especially </w:t>
+      </w:r>
+      <w:proofErr w:type="spellStart"/>
+      <w:r>
+        <w:t>data.table</w:t>
+      </w:r>
+      <w:proofErr w:type="spellEnd"/>
+      <w:r>
+        <w:t>::</w:t>
+      </w:r>
+      <w:proofErr w:type="spellStart"/>
+      <w:r>
+        <w:t>fread</w:t>
+      </w:r>
+      <w:proofErr w:type="spellEnd"/>
+      <w:r>
+        <w:t xml:space="preserve">(). This made it possible to read the raw file into the data frame </w:t>
+      </w:r>
+      <w:proofErr w:type="spellStart"/>
+      <w:r>
+        <w:t>raw_file</w:t>
+      </w:r>
+      <w:proofErr w:type="spellEnd"/>
+      <w:r>
+        <w:t>.</w:t>
       </w:r>
     </w:p>
     <w:p>
       <w:r>
-        <w:lastRenderedPageBreak/>
         <w:t>A first export task was then prepared to save a smaller sample of the data into Excel. When the export produced an invalid UTF 8 byte sequence error, the text columns were cleaned before writing the sample workbook.</w:t>
       </w:r>
     </w:p>
@@ -243,7 +310,15 @@
     </w:p>
     <w:p>
       <w:r>
-        <w:t>A broad exploratory diagnostics script was drafted for the full raw_file data frame. The script was designed to save results into an Excel workbook named shein_exploratory_diagnostics.xlsx.</w:t>
+        <w:t xml:space="preserve">A broad exploratory diagnostics script was drafted for the full </w:t>
+      </w:r>
+      <w:proofErr w:type="spellStart"/>
+      <w:r>
+        <w:t>raw_file</w:t>
+      </w:r>
+      <w:proofErr w:type="spellEnd"/>
+      <w:r>
+        <w:t xml:space="preserve"> data frame. The script was designed to save results into an Excel workbook named shein_exploratory_diagnostics.xlsx.</w:t>
       </w:r>
     </w:p>
     <w:p>
@@ -372,7 +447,16 @@
     </w:p>
     <w:p>
       <w:r>
-        <w:t>Instead of exporting every extracted pair, summary tables were prepared to count unique attribute names, unique attribute values, and unique attribute name and value combinations. These were intended to be added to the shein_exploratory_diagnostics workbook.</w:t>
+        <w:lastRenderedPageBreak/>
+        <w:t xml:space="preserve">Instead of exporting every extracted pair, summary tables were prepared to count unique attribute names, unique attribute values, and unique attribute name and value combinations. These were intended to be added to the </w:t>
+      </w:r>
+      <w:proofErr w:type="spellStart"/>
+      <w:r>
+        <w:t>shein_exploratory_diagnostics</w:t>
+      </w:r>
+      <w:proofErr w:type="spellEnd"/>
+      <w:r>
+        <w:t xml:space="preserve"> workbook.</w:t>
       </w:r>
     </w:p>
     <w:p>
@@ -380,7 +464,6 @@
         <w:pStyle w:val="Heading1"/>
       </w:pPr>
       <w:r>
-        <w:lastRenderedPageBreak/>
         <w:t>6</w:t>
       </w:r>
       <w:r>
@@ -408,7 +491,15 @@
         <w:pStyle w:val="ListBullet"/>
       </w:pPr>
       <w:r>
-        <w:t>Some numeric like values are stored as non numeric text such as undefined.</w:t>
+        <w:t xml:space="preserve">Some numeric like values are stored as </w:t>
+      </w:r>
+      <w:proofErr w:type="spellStart"/>
+      <w:r>
+        <w:t>non numeric</w:t>
+      </w:r>
+      <w:proofErr w:type="spellEnd"/>
+      <w:r>
+        <w:t xml:space="preserve"> text such as undefined.</w:t>
       </w:r>
     </w:p>
     <w:p>
@@ -424,7 +515,15 @@
         <w:pStyle w:val="ListBullet"/>
       </w:pPr>
       <w:r>
-        <w:t>The extracted description pairs are too large for simple manual review and therefore require summarised outputs.</w:t>
+        <w:t xml:space="preserve">The extracted description pairs are too large for simple manual review and therefore require </w:t>
+      </w:r>
+      <w:proofErr w:type="spellStart"/>
+      <w:r>
+        <w:t>summarised</w:t>
+      </w:r>
+      <w:proofErr w:type="spellEnd"/>
+      <w:r>
+        <w:t xml:space="preserve"> outputs.</w:t>
       </w:r>
     </w:p>
     <w:p>
@@ -441,6 +540,32 @@
       </w:pPr>
       <w:r>
         <w:t>7</w:t>
+      </w:r>
+      <w:r>
+        <w:t>. Diagnostics Log and Problem Inventory (WIP)</w:t>
+      </w:r>
+    </w:p>
+    <w:p>
+      <w:r>
+        <w:t>A diagnostics log template was prepared in R so that identified issues could be recorded systematically with the affected variable, issue type, count, severity, evidence source, proposed cleaning rule, and status.</w:t>
+      </w:r>
+    </w:p>
+    <w:p>
+      <w:r>
+        <w:t>A problem inventory output was also designed. This provides short written issue statements with counts, which can be used as the opening cleaning section of the final report.</w:t>
+      </w:r>
+    </w:p>
+    <w:p>
+      <w:r>
+        <w:t>This step is important because it converts technical checks into report ready findings.</w:t>
+      </w:r>
+    </w:p>
+    <w:p>
+      <w:pPr>
+        <w:pStyle w:val="Heading1"/>
+      </w:pPr>
+      <w:r>
+        <w:t>8</w:t>
       </w:r>
       <w:r>
         <w:t>. Current Status</w:t>
@@ -454,7 +579,13 @@
         <w:t xml:space="preserve"> and</w:t>
       </w:r>
       <w:r>
-        <w:t xml:space="preserve"> extracting description based attributes</w:t>
+        <w:t xml:space="preserve"> extracting </w:t>
+      </w:r>
+      <w:r>
+        <w:t>description-based</w:t>
+      </w:r>
+      <w:r>
+        <w:t xml:space="preserve"> attributes</w:t>
       </w:r>
       <w:r>
         <w:t>.</w:t>
@@ -470,13 +601,10 @@
         <w:pStyle w:val="Heading1"/>
       </w:pPr>
       <w:r>
-        <w:t>8</w:t>
+        <w:t>9</w:t>
       </w:r>
       <w:r>
-        <w:t xml:space="preserve">. </w:t>
-      </w:r>
-      <w:r>
-        <w:t>Hours taken</w:t>
+        <w:t>. Hours taken</w:t>
       </w:r>
     </w:p>
     <w:p>
@@ -490,7 +618,6 @@
         <w:t xml:space="preserve"> hours.</w:t>
       </w:r>
     </w:p>
-    <w:p/>
     <w:p/>
     <w:p/>
     <w:p/>
@@ -1526,7 +1653,6 @@
   <w:style w:type="character" w:default="1" w:styleId="DefaultParagraphFont">
     <w:name w:val="Default Paragraph Font"/>
     <w:uiPriority w:val="1"/>
-    <w:semiHidden/>
     <w:unhideWhenUsed/>
   </w:style>
   <w:style w:type="table" w:default="1" w:styleId="TableNormal">

--- a/Weekly Report/Shein_Assignment_Progress_Report_1.docx
+++ b/Weekly Report/Shein_Assignment_Progress_Report_1.docx
@@ -184,6 +184,41 @@
       </w:r>
       <w:r>
         <w:t>be given a maximum of 4 days extension on this Individual Assignment to properly perform without hasty rushes and unfinished work.</w:t>
+      </w:r>
+    </w:p>
+    <w:p>
+      <w:pPr>
+        <w:pStyle w:val="ListParagraph"/>
+        <w:numPr>
+          <w:ilvl w:val="0"/>
+          <w:numId w:val="11"/>
+        </w:numPr>
+      </w:pPr>
+      <w:r>
+        <w:t>There are no Discounts or discount-encoding found in any columns, unsure if</w:t>
+      </w:r>
+      <w:r>
+        <w:t xml:space="preserve"> D5 variable “</w:t>
+      </w:r>
+      <w:proofErr w:type="spellStart"/>
+      <w:r>
+        <w:t>scraped_at</w:t>
+      </w:r>
+      <w:proofErr w:type="spellEnd"/>
+      <w:r>
+        <w:t>”</w:t>
+      </w:r>
+      <w:r>
+        <w:t xml:space="preserve"> implies separating dates in image URLs </w:t>
+      </w:r>
+      <w:r>
+        <w:t xml:space="preserve">and also </w:t>
+      </w:r>
+      <w:r>
+        <w:t>deduplicating</w:t>
+      </w:r>
+      <w:r>
+        <w:t>.</w:t>
       </w:r>
     </w:p>
     <w:p>
@@ -469,6 +504,9 @@
       <w:r>
         <w:t>. Main Data Quality Issues Identified So Far</w:t>
       </w:r>
+      <w:r>
+        <w:t xml:space="preserve"> and Future Cleaning</w:t>
+      </w:r>
     </w:p>
     <w:p>
       <w:pPr>
@@ -539,10 +577,7 @@
         <w:pStyle w:val="Heading1"/>
       </w:pPr>
       <w:r>
-        <w:t>7</w:t>
-      </w:r>
-      <w:r>
-        <w:t>. Diagnostics Log and Problem Inventory (WIP)</w:t>
+        <w:t>7. Diagnostics Log and Problem Inventory (WIP)</w:t>
       </w:r>
     </w:p>
     <w:p>
@@ -1653,6 +1688,7 @@
   <w:style w:type="character" w:default="1" w:styleId="DefaultParagraphFont">
     <w:name w:val="Default Paragraph Font"/>
     <w:uiPriority w:val="1"/>
+    <w:semiHidden/>
     <w:unhideWhenUsed/>
   </w:style>
   <w:style w:type="table" w:default="1" w:styleId="TableNormal">

--- a/Weekly Report/Shein_Assignment_Progress_Report_1.docx
+++ b/Weekly Report/Shein_Assignment_Progress_Report_1.docx
@@ -212,10 +212,21 @@
         <w:t xml:space="preserve"> implies separating dates in image URLs </w:t>
       </w:r>
       <w:r>
-        <w:t xml:space="preserve">and also </w:t>
+        <w:t xml:space="preserve">as well as </w:t>
       </w:r>
       <w:r>
         <w:t>deduplicating</w:t>
+      </w:r>
+      <w:r>
+        <w:t>, (view in folder “</w:t>
+      </w:r>
+      <w:proofErr w:type="spellStart"/>
+      <w:r>
+        <w:t>Small_sample</w:t>
+      </w:r>
+      <w:proofErr w:type="spellEnd"/>
+      <w:r>
+        <w:t>”)</w:t>
       </w:r>
       <w:r>
         <w:t>.</w:t>

--- a/Weekly Report/Shein_Assignment_Progress_Report_1.docx
+++ b/Weekly Report/Shein_Assignment_Progress_Report_1.docx
@@ -230,6 +230,27 @@
       </w:r>
       <w:r>
         <w:t>.</w:t>
+      </w:r>
+    </w:p>
+    <w:p>
+      <w:pPr>
+        <w:pStyle w:val="ListParagraph"/>
+        <w:numPr>
+          <w:ilvl w:val="0"/>
+          <w:numId w:val="11"/>
+        </w:numPr>
+      </w:pPr>
+      <w:r>
+        <w:t>Update as of Monday April 27</w:t>
+      </w:r>
+      <w:r>
+        <w:rPr>
+          <w:vertAlign w:val="superscript"/>
+        </w:rPr>
+        <w:t>th</w:t>
+      </w:r>
+      <w:r>
+        <w:t xml:space="preserve">: training was canceled so the request for 4 days have been rescinded. </w:t>
       </w:r>
     </w:p>
     <w:p>
@@ -295,6 +316,7 @@
     </w:p>
     <w:p>
       <w:r>
+        <w:lastRenderedPageBreak/>
         <w:t>The original issue encountered when reading the CSV with base R was the message that there were more columns than column names. This indicated that the raw file contained messy rows or inconsistent delimiters.</w:t>
       </w:r>
     </w:p>
@@ -303,7 +325,6 @@
         <w:pStyle w:val="Heading1"/>
       </w:pPr>
       <w:r>
-        <w:lastRenderedPageBreak/>
         <w:t>3. Reading and Exporting the Raw Data</w:t>
       </w:r>
     </w:p>
@@ -488,12 +509,12 @@
     </w:p>
     <w:p>
       <w:r>
+        <w:lastRenderedPageBreak/>
         <w:t>The extraction step produced a very large number of key value pairs, approximately 1.38 million rows. Since this was too large to review comfortably in Excel, the approach was adjusted.</w:t>
       </w:r>
     </w:p>
     <w:p>
       <w:r>
-        <w:lastRenderedPageBreak/>
         <w:t xml:space="preserve">Instead of exporting every extracted pair, summary tables were prepared to count unique attribute names, unique attribute values, and unique attribute name and value combinations. These were intended to be added to the </w:t>
       </w:r>
       <w:proofErr w:type="spellStart"/>

--- a/Weekly Report/Shein_Assignment_Progress_Report_1.docx
+++ b/Weekly Report/Shein_Assignment_Progress_Report_1.docx
@@ -250,7 +250,13 @@
         <w:t>th</w:t>
       </w:r>
       <w:r>
-        <w:t xml:space="preserve">: training was canceled so the request for 4 days have been rescinded. </w:t>
+        <w:t xml:space="preserve">: training was canceled so the request for 4 days </w:t>
+      </w:r>
+      <w:r>
+        <w:t>has</w:t>
+      </w:r>
+      <w:r>
+        <w:t xml:space="preserve"> been rescinded. </w:t>
       </w:r>
     </w:p>
     <w:p>

--- a/Weekly Report/Shein_Assignment_Progress_Report_1.docx
+++ b/Weekly Report/Shein_Assignment_Progress_Report_1.docx
@@ -250,7 +250,10 @@
         <w:t>th</w:t>
       </w:r>
       <w:r>
-        <w:t xml:space="preserve">: training was canceled so the request for 4 days </w:t>
+        <w:t>,</w:t>
+      </w:r>
+      <w:r>
+        <w:t xml:space="preserve"> training was canceled so the request for 4 days </w:t>
       </w:r>
       <w:r>
         <w:t>has</w:t>
